--- a/testkit/parity/pdfium/l1_word_native.docx
+++ b/testkit/parity/pdfium/l1_word_native.docx
@@ -103,10 +103,8 @@
     </w:p>
     <w:p>
       <w:pPr>
-        <w:keepNext/>
         <w:spacing w:before="532" w:after="0" w:lineRule="exact" w:line="342"/>
         <w:jc w:val="left"/>
-        <w:outlineLvl w:val="0"/>
       </w:pPr>
       <w:r>
         <w:rPr>
@@ -128,13 +126,6 @@
         </w:rPr>
         <w:t xml:space="preserve"> </w:t>
       </w:r>
-    </w:p>
-    <w:p>
-      <w:pPr>
-        <w:spacing w:before="0" w:after="0" w:lineRule="exact" w:line="256"/>
-        <w:ind w:left="360"/>
-        <w:jc w:val="left"/>
-      </w:pPr>
       <w:r>
         <w:rPr>
           <w:rFonts w:ascii="Georgia" w:hAnsi="Georgia" w:cs="Georgia" w:eastAsia="Georgia"/>
@@ -148,7 +139,7 @@
     </w:p>
     <w:p>
       <w:pPr>
-        <w:spacing w:before="54" w:after="0" w:lineRule="exact" w:line="256"/>
+        <w:spacing w:before="0" w:after="0" w:lineRule="exact" w:line="310"/>
         <w:jc w:val="left"/>
       </w:pPr>
       <w:r>
@@ -161,13 +152,6 @@
         </w:rPr>
         <w:t xml:space="preserve"> </w:t>
       </w:r>
-    </w:p>
-    <w:p>
-      <w:pPr>
-        <w:spacing w:before="0" w:after="0" w:lineRule="exact" w:line="256"/>
-        <w:ind w:left="360"/>
-        <w:jc w:val="left"/>
-      </w:pPr>
       <w:r>
         <w:rPr>
           <w:rFonts w:ascii="Georgia" w:hAnsi="Georgia" w:cs="Georgia" w:eastAsia="Georgia"/>
@@ -176,14 +160,8 @@
           <w:color w:val="000000"/>
           <w:sz w:val="22"/>
         </w:rPr>
-        <w:t>Reranker training data is stale by two quarters.</w:t>
+        <w:t xml:space="preserve">Reranker training data is stale by two quarters. </w:t>
       </w:r>
-    </w:p>
-    <w:p>
-      <w:pPr>
-        <w:spacing w:before="54" w:after="0" w:lineRule="exact" w:line="256"/>
-        <w:jc w:val="left"/>
-      </w:pPr>
       <w:r>
         <w:rPr>
           <w:rFonts w:ascii="Arial" w:hAnsi="Arial" w:cs="Arial" w:eastAsia="Arial"/>
@@ -194,13 +172,6 @@
         </w:rPr>
         <w:t xml:space="preserve"> </w:t>
       </w:r>
-    </w:p>
-    <w:p>
-      <w:pPr>
-        <w:spacing w:before="0" w:after="0" w:lineRule="exact" w:line="256"/>
-        <w:ind w:left="360"/>
-        <w:jc w:val="left"/>
-      </w:pPr>
       <w:r>
         <w:rPr>
           <w:rFonts w:ascii="Georgia" w:hAnsi="Georgia" w:cs="Georgia" w:eastAsia="Georgia"/>

--- a/testkit/parity/pdfium/l1_word_native.docx
+++ b/testkit/parity/pdfium/l1_word_native.docx
@@ -37,8 +37,10 @@
     </w:p>
     <w:p>
       <w:pPr>
-        <w:spacing w:before="504" w:after="0" w:lineRule="exact" w:line="296"/>
+        <w:keepNext/>
+        <w:spacing w:before="476" w:after="0" w:lineRule="exact" w:line="324"/>
         <w:jc w:val="left"/>
+        <w:outlineLvl w:val="0"/>
       </w:pPr>
       <w:r>
         <w:rPr>
@@ -48,8 +50,14 @@
           <w:color w:val="365F91"/>
           <w:sz w:val="28"/>
         </w:rPr>
-        <w:t xml:space="preserve">Summary </w:t>
+        <w:t>Summary</w:t>
       </w:r>
+    </w:p>
+    <w:p>
+      <w:pPr>
+        <w:spacing w:before="22" w:after="0" w:lineRule="exact" w:line="296"/>
+        <w:jc w:val="both"/>
+      </w:pPr>
       <w:r>
         <w:rPr>
           <w:rFonts w:ascii="Georgia" w:hAnsi="Georgia" w:cs="Georgia" w:eastAsia="Georgia"/>
@@ -103,8 +111,11 @@
     </w:p>
     <w:p>
       <w:pPr>
-        <w:spacing w:before="532" w:after="0" w:lineRule="exact" w:line="342"/>
+        <w:keepNext/>
+        <w:spacing w:before="526" w:after="0" w:lineRule="exact" w:line="324"/>
+        <w:ind w:left="8"/>
         <w:jc w:val="left"/>
+        <w:outlineLvl w:val="0"/>
       </w:pPr>
       <w:r>
         <w:rPr>
@@ -114,8 +125,14 @@
           <w:color w:val="365F91"/>
           <w:sz w:val="28"/>
         </w:rPr>
-        <w:t xml:space="preserve">Risks </w:t>
+        <w:t>Risks</w:t>
       </w:r>
+    </w:p>
+    <w:p>
+      <w:pPr>
+        <w:spacing w:before="20" w:after="0" w:lineRule="exact" w:line="310"/>
+        <w:jc w:val="left"/>
+      </w:pPr>
       <w:r>
         <w:rPr>
           <w:rFonts w:ascii="Arial" w:hAnsi="Arial" w:cs="Arial" w:eastAsia="Arial"/>
@@ -134,14 +151,8 @@
           <w:color w:val="000000"/>
           <w:sz w:val="22"/>
         </w:rPr>
-        <w:t>Index rebuild window is contended.</w:t>
+        <w:t xml:space="preserve">Index rebuild window is contended. </w:t>
       </w:r>
-    </w:p>
-    <w:p>
-      <w:pPr>
-        <w:spacing w:before="0" w:after="0" w:lineRule="exact" w:line="310"/>
-        <w:jc w:val="left"/>
-      </w:pPr>
       <w:r>
         <w:rPr>
           <w:rFonts w:ascii="Arial" w:hAnsi="Arial" w:cs="Arial" w:eastAsia="Arial"/>
